--- a/Entregables_pt_app/04_puntajes/formulas_y_ejemplos.docx
+++ b/Entregables_pt_app/04_puntajes/formulas_y_ejemplos.docx
@@ -22,7 +22,7 @@
       </w:r>
     </w:p>
     <w:bookmarkEnd w:id="10"/>
-    <w:bookmarkStart w:id="39" w:name="referencia-iso-135282022-sección-10"/>
+    <w:bookmarkStart w:id="40" w:name="referencia-iso-135282022-sección-10"/>
     <w:p>
       <w:pPr>
         <w:pStyle w:val="Heading1"/>
@@ -89,9 +89,14 @@
           <w:numId w:val="1001"/>
         </w:numPr>
       </w:pPr>
-      <w:r>
-        <w:t xml:space="preserve">[Puntaje ζ (zeta)]#3-puntaje-ζ-zeta)</w:t>
-      </w:r>
+      <w:hyperlink w:anchor="X9b3836c300f98428ac6c955d9c9dc7bdaf30d89">
+        <w:r>
+          <w:rPr>
+            <w:rStyle w:val="Hyperlink"/>
+          </w:rPr>
+          <w:t xml:space="preserve">Puntaje ζ (zeta)</w:t>
+        </w:r>
+      </w:hyperlink>
     </w:p>
     <w:p>
       <w:pPr>
@@ -335,16 +340,19 @@
             <w:pPr>
               <w:pStyle w:val="Compact"/>
             </w:pPr>
-          </w:p>
-        </w:tc>
-        <w:tc>
-          <w:tcPr/>
-          <w:p>
-            <w:pPr>
-              <w:pStyle w:val="Compact"/>
-            </w:pPr>
-            <w:r>
-              <w:t xml:space="preserve">z</w:t>
+            <w:r>
+              <w:t xml:space="preserve">Criterio</w:t>
+            </w:r>
+          </w:p>
+        </w:tc>
+        <w:tc>
+          <w:tcPr/>
+          <w:p>
+            <w:pPr>
+              <w:pStyle w:val="Compact"/>
+            </w:pPr>
+            <w:r>
+              <w:t xml:space="preserve">Evaluación</w:t>
             </w:r>
           </w:p>
         </w:tc>
@@ -356,16 +364,19 @@
             <w:pPr>
               <w:pStyle w:val="Compact"/>
             </w:pPr>
-          </w:p>
-        </w:tc>
-        <w:tc>
-          <w:tcPr/>
-          <w:p>
-            <w:pPr>
-              <w:pStyle w:val="Compact"/>
-            </w:pPr>
-            <w:r>
-              <w:t xml:space="preserve">z</w:t>
+            <w:r>
+              <w:t xml:space="preserve">|z| &lt;= 2</w:t>
+            </w:r>
+          </w:p>
+        </w:tc>
+        <w:tc>
+          <w:tcPr/>
+          <w:p>
+            <w:pPr>
+              <w:pStyle w:val="Compact"/>
+            </w:pPr>
+            <w:r>
+              <w:t xml:space="preserve">Satisfactorio</w:t>
             </w:r>
           </w:p>
         </w:tc>
@@ -378,18 +389,18 @@
               <w:pStyle w:val="Compact"/>
             </w:pPr>
             <w:r>
-              <w:t xml:space="preserve">2 &lt;</w:t>
-            </w:r>
-          </w:p>
-        </w:tc>
-        <w:tc>
-          <w:tcPr/>
-          <w:p>
-            <w:pPr>
-              <w:pStyle w:val="Compact"/>
-            </w:pPr>
-            <w:r>
-              <w:t xml:space="preserve">z</w:t>
+              <w:t xml:space="preserve">2 &lt; |z| &lt; 3</w:t>
+            </w:r>
+          </w:p>
+        </w:tc>
+        <w:tc>
+          <w:tcPr/>
+          <w:p>
+            <w:pPr>
+              <w:pStyle w:val="Compact"/>
+            </w:pPr>
+            <w:r>
+              <w:t xml:space="preserve">Cuestionable</w:t>
             </w:r>
           </w:p>
         </w:tc>
@@ -401,16 +412,19 @@
             <w:pPr>
               <w:pStyle w:val="Compact"/>
             </w:pPr>
-          </w:p>
-        </w:tc>
-        <w:tc>
-          <w:tcPr/>
-          <w:p>
-            <w:pPr>
-              <w:pStyle w:val="Compact"/>
-            </w:pPr>
-            <w:r>
-              <w:t xml:space="preserve">z</w:t>
+            <w:r>
+              <w:t xml:space="preserve">|z| &gt;= 3</w:t>
+            </w:r>
+          </w:p>
+        </w:tc>
+        <w:tc>
+          <w:tcPr/>
+          <w:p>
+            <w:pPr>
+              <w:pStyle w:val="Compact"/>
+            </w:pPr>
+            <w:r>
+              <w:t xml:space="preserve">No satisfactorio</w:t>
             </w:r>
           </w:p>
         </w:tc>
@@ -2635,16 +2649,19 @@
             <w:pPr>
               <w:pStyle w:val="Compact"/>
             </w:pPr>
-          </w:p>
-        </w:tc>
-        <w:tc>
-          <w:tcPr/>
-          <w:p>
-            <w:pPr>
-              <w:pStyle w:val="Compact"/>
-            </w:pPr>
-            <w:r>
-              <w:t xml:space="preserve">En</w:t>
+            <w:r>
+              <w:t xml:space="preserve">Criterio</w:t>
+            </w:r>
+          </w:p>
+        </w:tc>
+        <w:tc>
+          <w:tcPr/>
+          <w:p>
+            <w:pPr>
+              <w:pStyle w:val="Compact"/>
+            </w:pPr>
+            <w:r>
+              <w:t xml:space="preserve">Evaluación</w:t>
             </w:r>
           </w:p>
         </w:tc>
@@ -2656,16 +2673,19 @@
             <w:pPr>
               <w:pStyle w:val="Compact"/>
             </w:pPr>
-          </w:p>
-        </w:tc>
-        <w:tc>
-          <w:tcPr/>
-          <w:p>
-            <w:pPr>
-              <w:pStyle w:val="Compact"/>
-            </w:pPr>
-            <w:r>
-              <w:t xml:space="preserve">En</w:t>
+            <w:r>
+              <w:t xml:space="preserve">|E_n| &lt;= 1</w:t>
+            </w:r>
+          </w:p>
+        </w:tc>
+        <w:tc>
+          <w:tcPr/>
+          <w:p>
+            <w:pPr>
+              <w:pStyle w:val="Compact"/>
+            </w:pPr>
+            <w:r>
+              <w:t xml:space="preserve">Satisfactorio</w:t>
             </w:r>
           </w:p>
         </w:tc>
@@ -2677,16 +2697,19 @@
             <w:pPr>
               <w:pStyle w:val="Compact"/>
             </w:pPr>
-          </w:p>
-        </w:tc>
-        <w:tc>
-          <w:tcPr/>
-          <w:p>
-            <w:pPr>
-              <w:pStyle w:val="Compact"/>
-            </w:pPr>
-            <w:r>
-              <w:t xml:space="preserve">En</w:t>
+            <w:r>
+              <w:t xml:space="preserve">|E_n| &gt; 1</w:t>
+            </w:r>
+          </w:p>
+        </w:tc>
+        <w:tc>
+          <w:tcPr/>
+          <w:p>
+            <w:pPr>
+              <w:pStyle w:val="Compact"/>
+            </w:pPr>
+            <w:r>
+              <w:t xml:space="preserve">No satisfactorio</w:t>
             </w:r>
           </w:p>
         </w:tc>
@@ -5055,7 +5078,7 @@
         <w:t xml:space="preserve"> </w:t>
       </w:r>
       <w:r>
-        <w:t xml:space="preserve">Cuando el participante reporta incertidumbre (u_x, U_x) relativamente grande comparada con σ_pt, los puntajes ζ y En pueden ser más severos que z y z’.</w:t>
+        <w:t xml:space="preserve">Los puntajes ζ y En son más sensibles cuando la incertidumbre reportada por el participante es pequeña frente a la desviación respecto al valor asignado. Si el denominador aumenta por incertidumbres mayores, la magnitud del puntaje disminuye.</w:t>
       </w:r>
     </w:p>
     <w:p>
@@ -5067,828 +5090,51 @@
     </w:p>
     <w:bookmarkEnd w:id="31"/>
     <w:bookmarkEnd w:id="32"/>
-    <w:bookmarkStart w:id="33" w:name="uso-de-las-funciones"/>
+    <w:bookmarkStart w:id="33" w:name="nota-de-actualización-2026-06-16"/>
     <w:p>
       <w:pPr>
         <w:pStyle w:val="Heading2"/>
       </w:pPr>
       <w:r>
-        <w:t xml:space="preserve">Uso de las Funciones</w:t>
-      </w:r>
-    </w:p>
-    <w:p>
-      <w:pPr>
-        <w:pStyle w:val="SourceCode"/>
-      </w:pPr>
-      <w:r>
-        <w:rPr>
-          <w:rStyle w:val="CommentTok"/>
-        </w:rPr>
-        <w:t xml:space="preserve"># Cargar todas las funciones</w:t>
-      </w:r>
-      <w:r>
-        <w:br/>
-      </w:r>
-      <w:r>
-        <w:rPr>
-          <w:rStyle w:val="FunctionTok"/>
-        </w:rPr>
-        <w:t xml:space="preserve">source</w:t>
-      </w:r>
-      <w:r>
-        <w:rPr>
-          <w:rStyle w:val="NormalTok"/>
-        </w:rPr>
-        <w:t xml:space="preserve">(</w:t>
-      </w:r>
-      <w:r>
-        <w:rPr>
-          <w:rStyle w:val="StringTok"/>
-        </w:rPr>
-        <w:t xml:space="preserve">"../R/calcula_puntajes.R"</w:t>
-      </w:r>
-      <w:r>
-        <w:rPr>
-          <w:rStyle w:val="NormalTok"/>
-        </w:rPr>
-        <w:t xml:space="preserve">)</w:t>
-      </w:r>
-      <w:r>
-        <w:br/>
-      </w:r>
-      <w:r>
-        <w:rPr>
-          <w:rStyle w:val="FunctionTok"/>
-        </w:rPr>
-        <w:t xml:space="preserve">source</w:t>
-      </w:r>
-      <w:r>
-        <w:rPr>
-          <w:rStyle w:val="NormalTok"/>
-        </w:rPr>
-        <w:t xml:space="preserve">(</w:t>
-      </w:r>
-      <w:r>
-        <w:rPr>
-          <w:rStyle w:val="StringTok"/>
-        </w:rPr>
-        <w:t xml:space="preserve">"../R/crea_reporte.R"</w:t>
-      </w:r>
-      <w:r>
-        <w:rPr>
-          <w:rStyle w:val="NormalTok"/>
-        </w:rPr>
-        <w:t xml:space="preserve">)</w:t>
-      </w:r>
-      <w:r>
-        <w:br/>
-      </w:r>
-      <w:r>
-        <w:br/>
-      </w:r>
-      <w:r>
-        <w:rPr>
-          <w:rStyle w:val="CommentTok"/>
-        </w:rPr>
-        <w:t xml:space="preserve"># Cargar datos</w:t>
-      </w:r>
-      <w:r>
-        <w:br/>
-      </w:r>
-      <w:r>
-        <w:rPr>
-          <w:rStyle w:val="NormalTok"/>
-        </w:rPr>
-        <w:t xml:space="preserve">summary_data </w:t>
-      </w:r>
-      <w:r>
-        <w:rPr>
-          <w:rStyle w:val="OtherTok"/>
-        </w:rPr>
-        <w:t xml:space="preserve">&lt;-</w:t>
-      </w:r>
-      <w:r>
-        <w:rPr>
-          <w:rStyle w:val="NormalTok"/>
-        </w:rPr>
+        <w:t xml:space="preserve">Nota de Actualización 2026-06-16</w:t>
+      </w:r>
+    </w:p>
+    <w:p>
+      <w:pPr>
+        <w:pStyle w:val="FirstParagraph"/>
+      </w:pPr>
+      <w:r>
+        <w:t xml:space="preserve">Este documento conserva fórmulas y ejemplos del módulo histórico de puntajes. Para la aplicación vigente, contrastar las fórmulas con</w:t>
+      </w:r>
+      <w:r>
         <w:t xml:space="preserve"> </w:t>
       </w:r>
       <w:r>
         <w:rPr>
-          <w:rStyle w:val="FunctionTok"/>
-        </w:rPr>
-        <w:t xml:space="preserve">read.csv</w:t>
-      </w:r>
-      <w:r>
-        <w:rPr>
-          <w:rStyle w:val="NormalTok"/>
-        </w:rPr>
-        <w:t xml:space="preserve">(</w:t>
-      </w:r>
-      <w:r>
-        <w:rPr>
-          <w:rStyle w:val="StringTok"/>
-        </w:rPr>
-        <w:t xml:space="preserve">"../../data/summary_n4.csv"</w:t>
-      </w:r>
-      <w:r>
-        <w:rPr>
-          <w:rStyle w:val="NormalTok"/>
-        </w:rPr>
-        <w:t xml:space="preserve">)</w:t>
-      </w:r>
-      <w:r>
-        <w:br/>
-      </w:r>
-      <w:r>
-        <w:br/>
-      </w:r>
-      <w:r>
-        <w:rPr>
-          <w:rStyle w:val="CommentTok"/>
-        </w:rPr>
-        <w:t xml:space="preserve"># Calcular valor asignado y sigma_pt (usando funciones del entregable 03)</w:t>
-      </w:r>
-      <w:r>
-        <w:br/>
-      </w:r>
-      <w:r>
-        <w:rPr>
-          <w:rStyle w:val="FunctionTok"/>
-        </w:rPr>
-        <w:t xml:space="preserve">source</w:t>
-      </w:r>
-      <w:r>
-        <w:rPr>
-          <w:rStyle w:val="NormalTok"/>
-        </w:rPr>
-        <w:t xml:space="preserve">(</w:t>
-      </w:r>
-      <w:r>
-        <w:rPr>
-          <w:rStyle w:val="StringTok"/>
-        </w:rPr>
-        <w:t xml:space="preserve">"../../deliv/03_calculos_pt/R/valor_asignado.R"</w:t>
-      </w:r>
-      <w:r>
-        <w:rPr>
-          <w:rStyle w:val="NormalTok"/>
-        </w:rPr>
-        <w:t xml:space="preserve">)</w:t>
-      </w:r>
-      <w:r>
-        <w:br/>
-      </w:r>
-      <w:r>
-        <w:rPr>
-          <w:rStyle w:val="FunctionTok"/>
-        </w:rPr>
-        <w:t xml:space="preserve">source</w:t>
-      </w:r>
-      <w:r>
-        <w:rPr>
-          <w:rStyle w:val="NormalTok"/>
-        </w:rPr>
-        <w:t xml:space="preserve">(</w:t>
-      </w:r>
-      <w:r>
-        <w:rPr>
-          <w:rStyle w:val="StringTok"/>
-        </w:rPr>
-        <w:t xml:space="preserve">"../../deliv/03_calculos_pt/R/sigma_pt.R"</w:t>
-      </w:r>
-      <w:r>
-        <w:rPr>
-          <w:rStyle w:val="NormalTok"/>
-        </w:rPr>
-        <w:t xml:space="preserve">)</w:t>
-      </w:r>
-      <w:r>
-        <w:br/>
-      </w:r>
-      <w:r>
-        <w:br/>
-      </w:r>
-      <w:r>
-        <w:rPr>
-          <w:rStyle w:val="NormalTok"/>
-        </w:rPr>
-        <w:t xml:space="preserve">va_dict </w:t>
-      </w:r>
-      <w:r>
-        <w:rPr>
-          <w:rStyle w:val="OtherTok"/>
-        </w:rPr>
-        <w:t xml:space="preserve">&lt;-</w:t>
-      </w:r>
-      <w:r>
-        <w:rPr>
-          <w:rStyle w:val="NormalTok"/>
-        </w:rPr>
+          <w:rStyle w:val="VerbatimChar"/>
+        </w:rPr>
+        <w:t xml:space="preserve">ptcalc/R/pt_scores.R</w:t>
+      </w:r>
+      <w:r>
         <w:t xml:space="preserve"> </w:t>
       </w:r>
       <w:r>
-        <w:rPr>
-          <w:rStyle w:val="FunctionTok"/>
-        </w:rPr>
-        <w:t xml:space="preserve">calcular_valor_asignado_todos</w:t>
-      </w:r>
-      <w:r>
-        <w:rPr>
-          <w:rStyle w:val="NormalTok"/>
-        </w:rPr>
-        <w:t xml:space="preserve">(summary_data, </w:t>
-      </w:r>
-      <w:r>
-        <w:rPr>
-          <w:rStyle w:val="AttributeTok"/>
-        </w:rPr>
-        <w:t xml:space="preserve">metodo =</w:t>
-      </w:r>
-      <w:r>
-        <w:rPr>
-          <w:rStyle w:val="NormalTok"/>
-        </w:rPr>
+        <w:t xml:space="preserve">y con los cálculos inline de reportes en</w:t>
+      </w:r>
+      <w:r>
         <w:t xml:space="preserve"> </w:t>
       </w:r>
       <w:r>
         <w:rPr>
-          <w:rStyle w:val="StringTok"/>
-        </w:rPr>
-        <w:t xml:space="preserve">"algoritmo_a"</w:t>
-      </w:r>
-      <w:r>
-        <w:rPr>
-          <w:rStyle w:val="NormalTok"/>
-        </w:rPr>
-        <w:t xml:space="preserve">)</w:t>
-      </w:r>
-      <w:r>
-        <w:br/>
-      </w:r>
-      <w:r>
-        <w:rPr>
-          <w:rStyle w:val="NormalTok"/>
-        </w:rPr>
-        <w:t xml:space="preserve">sigma_dict </w:t>
-      </w:r>
-      <w:r>
-        <w:rPr>
-          <w:rStyle w:val="OtherTok"/>
-        </w:rPr>
-        <w:t xml:space="preserve">&lt;-</w:t>
-      </w:r>
-      <w:r>
-        <w:rPr>
-          <w:rStyle w:val="NormalTok"/>
-        </w:rPr>
+          <w:rStyle w:val="VerbatimChar"/>
+        </w:rPr>
+        <w:t xml:space="preserve">app.R</w:t>
+      </w:r>
+      <w:r>
         <w:t xml:space="preserve"> </w:t>
       </w:r>
       <w:r>
-        <w:rPr>
-          <w:rStyle w:val="FunctionTok"/>
-        </w:rPr>
-        <w:t xml:space="preserve">calcular_sigma_pt_todos</w:t>
-      </w:r>
-      <w:r>
-        <w:rPr>
-          <w:rStyle w:val="NormalTok"/>
-        </w:rPr>
-        <w:t xml:space="preserve">(summary_data, </w:t>
-      </w:r>
-      <w:r>
-        <w:rPr>
-          <w:rStyle w:val="AttributeTok"/>
-        </w:rPr>
-        <w:t xml:space="preserve">metodo =</w:t>
-      </w:r>
-      <w:r>
-        <w:rPr>
-          <w:rStyle w:val="NormalTok"/>
-        </w:rPr>
-        <w:t xml:space="preserve"> </w:t>
-      </w:r>
-      <w:r>
-        <w:rPr>
-          <w:rStyle w:val="StringTok"/>
-        </w:rPr>
-        <w:t xml:space="preserve">"algoritmo_a"</w:t>
-      </w:r>
-      <w:r>
-        <w:rPr>
-          <w:rStyle w:val="NormalTok"/>
-        </w:rPr>
-        <w:t xml:space="preserve">)</w:t>
-      </w:r>
-      <w:r>
-        <w:br/>
-      </w:r>
-      <w:r>
-        <w:br/>
-      </w:r>
-      <w:r>
-        <w:rPr>
-          <w:rStyle w:val="CommentTok"/>
-        </w:rPr>
-        <w:t xml:space="preserve"># Calcular puntajes para todos los participantes</w:t>
-      </w:r>
-      <w:r>
-        <w:br/>
-      </w:r>
-      <w:r>
-        <w:rPr>
-          <w:rStyle w:val="NormalTok"/>
-        </w:rPr>
-        <w:t xml:space="preserve">puntajes </w:t>
-      </w:r>
-      <w:r>
-        <w:rPr>
-          <w:rStyle w:val="OtherTok"/>
-        </w:rPr>
-        <w:t xml:space="preserve">&lt;-</w:t>
-      </w:r>
-      <w:r>
-        <w:rPr>
-          <w:rStyle w:val="NormalTok"/>
-        </w:rPr>
-        <w:t xml:space="preserve"> </w:t>
-      </w:r>
-      <w:r>
-        <w:rPr>
-          <w:rStyle w:val="FunctionTok"/>
-        </w:rPr>
-        <w:t xml:space="preserve">calcular_puntajes_todos</w:t>
-      </w:r>
-      <w:r>
-        <w:rPr>
-          <w:rStyle w:val="NormalTok"/>
-        </w:rPr>
-        <w:t xml:space="preserve">(</w:t>
-      </w:r>
-      <w:r>
-        <w:br/>
-      </w:r>
-      <w:r>
-        <w:rPr>
-          <w:rStyle w:val="NormalTok"/>
-        </w:rPr>
-        <w:t xml:space="preserve">  </w:t>
-      </w:r>
-      <w:r>
-        <w:rPr>
-          <w:rStyle w:val="AttributeTok"/>
-        </w:rPr>
-        <w:t xml:space="preserve">datos_participantes =</w:t>
-      </w:r>
-      <w:r>
-        <w:rPr>
-          <w:rStyle w:val="NormalTok"/>
-        </w:rPr>
-        <w:t xml:space="preserve"> summary_data,</w:t>
-      </w:r>
-      <w:r>
-        <w:br/>
-      </w:r>
-      <w:r>
-        <w:rPr>
-          <w:rStyle w:val="NormalTok"/>
-        </w:rPr>
-        <w:t xml:space="preserve">  </w:t>
-      </w:r>
-      <w:r>
-        <w:rPr>
-          <w:rStyle w:val="AttributeTok"/>
-        </w:rPr>
-        <w:t xml:space="preserve">valor_asignado_dict =</w:t>
-      </w:r>
-      <w:r>
-        <w:rPr>
-          <w:rStyle w:val="NormalTok"/>
-        </w:rPr>
-        <w:t xml:space="preserve"> </w:t>
-      </w:r>
-      <w:r>
-        <w:rPr>
-          <w:rStyle w:val="FunctionTok"/>
-        </w:rPr>
-        <w:t xml:space="preserve">lapply</w:t>
-      </w:r>
-      <w:r>
-        <w:rPr>
-          <w:rStyle w:val="NormalTok"/>
-        </w:rPr>
-        <w:t xml:space="preserve">(va_dict, </w:t>
-      </w:r>
-      <w:r>
-        <w:rPr>
-          <w:rStyle w:val="ControlFlowTok"/>
-        </w:rPr>
-        <w:t xml:space="preserve">function</w:t>
-      </w:r>
-      <w:r>
-        <w:rPr>
-          <w:rStyle w:val="NormalTok"/>
-        </w:rPr>
-        <w:t xml:space="preserve">(r) r</w:t>
-      </w:r>
-      <w:r>
-        <w:rPr>
-          <w:rStyle w:val="SpecialCharTok"/>
-        </w:rPr>
-        <w:t xml:space="preserve">$</w:t>
-      </w:r>
-      <w:r>
-        <w:rPr>
-          <w:rStyle w:val="NormalTok"/>
-        </w:rPr>
-        <w:t xml:space="preserve">valor_asignado),</w:t>
-      </w:r>
-      <w:r>
-        <w:br/>
-      </w:r>
-      <w:r>
-        <w:rPr>
-          <w:rStyle w:val="NormalTok"/>
-        </w:rPr>
-        <w:t xml:space="preserve">  </w:t>
-      </w:r>
-      <w:r>
-        <w:rPr>
-          <w:rStyle w:val="AttributeTok"/>
-        </w:rPr>
-        <w:t xml:space="preserve">sigma_pt_dict =</w:t>
-      </w:r>
-      <w:r>
-        <w:rPr>
-          <w:rStyle w:val="NormalTok"/>
-        </w:rPr>
-        <w:t xml:space="preserve"> </w:t>
-      </w:r>
-      <w:r>
-        <w:rPr>
-          <w:rStyle w:val="FunctionTok"/>
-        </w:rPr>
-        <w:t xml:space="preserve">lapply</w:t>
-      </w:r>
-      <w:r>
-        <w:rPr>
-          <w:rStyle w:val="NormalTok"/>
-        </w:rPr>
-        <w:t xml:space="preserve">(sigma_dict, </w:t>
-      </w:r>
-      <w:r>
-        <w:rPr>
-          <w:rStyle w:val="ControlFlowTok"/>
-        </w:rPr>
-        <w:t xml:space="preserve">function</w:t>
-      </w:r>
-      <w:r>
-        <w:rPr>
-          <w:rStyle w:val="NormalTok"/>
-        </w:rPr>
-        <w:t xml:space="preserve">(r) r</w:t>
-      </w:r>
-      <w:r>
-        <w:rPr>
-          <w:rStyle w:val="SpecialCharTok"/>
-        </w:rPr>
-        <w:t xml:space="preserve">$</w:t>
-      </w:r>
-      <w:r>
-        <w:rPr>
-          <w:rStyle w:val="NormalTok"/>
-        </w:rPr>
-        <w:t xml:space="preserve">sigma_pt)</w:t>
-      </w:r>
-      <w:r>
-        <w:br/>
-      </w:r>
-      <w:r>
-        <w:rPr>
-          <w:rStyle w:val="NormalTok"/>
-        </w:rPr>
-        <w:t xml:space="preserve">)</w:t>
-      </w:r>
-      <w:r>
-        <w:br/>
-      </w:r>
-      <w:r>
-        <w:br/>
-      </w:r>
-      <w:r>
-        <w:rPr>
-          <w:rStyle w:val="CommentTok"/>
-        </w:rPr>
-        <w:t xml:space="preserve"># Ver resultados</w:t>
-      </w:r>
-      <w:r>
-        <w:br/>
-      </w:r>
-      <w:r>
-        <w:rPr>
-          <w:rStyle w:val="FunctionTok"/>
-        </w:rPr>
-        <w:t xml:space="preserve">head</w:t>
-      </w:r>
-      <w:r>
-        <w:rPr>
-          <w:rStyle w:val="NormalTok"/>
-        </w:rPr>
-        <w:t xml:space="preserve">(puntajes[, </w:t>
-      </w:r>
-      <w:r>
-        <w:rPr>
-          <w:rStyle w:val="FunctionTok"/>
-        </w:rPr>
-        <w:t xml:space="preserve">c</w:t>
-      </w:r>
-      <w:r>
-        <w:rPr>
-          <w:rStyle w:val="NormalTok"/>
-        </w:rPr>
-        <w:t xml:space="preserve">(</w:t>
-      </w:r>
-      <w:r>
-        <w:rPr>
-          <w:rStyle w:val="StringTok"/>
-        </w:rPr>
-        <w:t xml:space="preserve">"participant_id"</w:t>
-      </w:r>
-      <w:r>
-        <w:rPr>
-          <w:rStyle w:val="NormalTok"/>
-        </w:rPr>
-        <w:t xml:space="preserve">, </w:t>
-      </w:r>
-      <w:r>
-        <w:rPr>
-          <w:rStyle w:val="StringTok"/>
-        </w:rPr>
-        <w:t xml:space="preserve">"pollutant"</w:t>
-      </w:r>
-      <w:r>
-        <w:rPr>
-          <w:rStyle w:val="NormalTok"/>
-        </w:rPr>
-        <w:t xml:space="preserve">, </w:t>
-      </w:r>
-      <w:r>
-        <w:rPr>
-          <w:rStyle w:val="StringTok"/>
-        </w:rPr>
-        <w:t xml:space="preserve">"level"</w:t>
-      </w:r>
-      <w:r>
-        <w:rPr>
-          <w:rStyle w:val="NormalTok"/>
-        </w:rPr>
-        <w:t xml:space="preserve">, </w:t>
-      </w:r>
-      <w:r>
-        <w:rPr>
-          <w:rStyle w:val="StringTok"/>
-        </w:rPr>
-        <w:t xml:space="preserve">"x"</w:t>
-      </w:r>
-      <w:r>
-        <w:rPr>
-          <w:rStyle w:val="NormalTok"/>
-        </w:rPr>
-        <w:t xml:space="preserve">, </w:t>
-      </w:r>
-      <w:r>
-        <w:rPr>
-          <w:rStyle w:val="StringTok"/>
-        </w:rPr>
-        <w:t xml:space="preserve">"z"</w:t>
-      </w:r>
-      <w:r>
-        <w:rPr>
-          <w:rStyle w:val="NormalTok"/>
-        </w:rPr>
-        <w:t xml:space="preserve">, </w:t>
-      </w:r>
-      <w:r>
-        <w:rPr>
-          <w:rStyle w:val="StringTok"/>
-        </w:rPr>
-        <w:t xml:space="preserve">"evaluacion_z"</w:t>
-      </w:r>
-      <w:r>
-        <w:rPr>
-          <w:rStyle w:val="NormalTok"/>
-        </w:rPr>
-        <w:t xml:space="preserve">)])</w:t>
-      </w:r>
-      <w:r>
-        <w:br/>
-      </w:r>
-      <w:r>
-        <w:br/>
-      </w:r>
-      <w:r>
-        <w:rPr>
-          <w:rStyle w:val="CommentTok"/>
-        </w:rPr>
-        <w:t xml:space="preserve"># Generar reporte completo</w:t>
-      </w:r>
-      <w:r>
-        <w:br/>
-      </w:r>
-      <w:r>
-        <w:rPr>
-          <w:rStyle w:val="NormalTok"/>
-        </w:rPr>
-        <w:t xml:space="preserve">reporte </w:t>
-      </w:r>
-      <w:r>
-        <w:rPr>
-          <w:rStyle w:val="OtherTok"/>
-        </w:rPr>
-        <w:t xml:space="preserve">&lt;-</w:t>
-      </w:r>
-      <w:r>
-        <w:rPr>
-          <w:rStyle w:val="NormalTok"/>
-        </w:rPr>
-        <w:t xml:space="preserve"> </w:t>
-      </w:r>
-      <w:r>
-        <w:rPr>
-          <w:rStyle w:val="FunctionTok"/>
-        </w:rPr>
-        <w:t xml:space="preserve">generar_reporte_pt</w:t>
-      </w:r>
-      <w:r>
-        <w:rPr>
-          <w:rStyle w:val="NormalTok"/>
-        </w:rPr>
-        <w:t xml:space="preserve">(</w:t>
-      </w:r>
-      <w:r>
-        <w:br/>
-      </w:r>
-      <w:r>
-        <w:rPr>
-          <w:rStyle w:val="NormalTok"/>
-        </w:rPr>
-        <w:t xml:space="preserve">  </w:t>
-      </w:r>
-      <w:r>
-        <w:rPr>
-          <w:rStyle w:val="AttributeTok"/>
-        </w:rPr>
-        <w:t xml:space="preserve">datos_participantes =</w:t>
-      </w:r>
-      <w:r>
-        <w:rPr>
-          <w:rStyle w:val="NormalTok"/>
-        </w:rPr>
-        <w:t xml:space="preserve"> summary_data,</w:t>
-      </w:r>
-      <w:r>
-        <w:br/>
-      </w:r>
-      <w:r>
-        <w:rPr>
-          <w:rStyle w:val="NormalTok"/>
-        </w:rPr>
-        <w:t xml:space="preserve">  </w:t>
-      </w:r>
-      <w:r>
-        <w:rPr>
-          <w:rStyle w:val="AttributeTok"/>
-        </w:rPr>
-        <w:t xml:space="preserve">metodo_valor_asignado =</w:t>
-      </w:r>
-      <w:r>
-        <w:rPr>
-          <w:rStyle w:val="NormalTok"/>
-        </w:rPr>
-        <w:t xml:space="preserve"> </w:t>
-      </w:r>
-      <w:r>
-        <w:rPr>
-          <w:rStyle w:val="StringTok"/>
-        </w:rPr>
-        <w:t xml:space="preserve">"algoritmo_a"</w:t>
-      </w:r>
-      <w:r>
-        <w:rPr>
-          <w:rStyle w:val="NormalTok"/>
-        </w:rPr>
-        <w:t xml:space="preserve">,</w:t>
-      </w:r>
-      <w:r>
-        <w:br/>
-      </w:r>
-      <w:r>
-        <w:rPr>
-          <w:rStyle w:val="NormalTok"/>
-        </w:rPr>
-        <w:t xml:space="preserve">  </w:t>
-      </w:r>
-      <w:r>
-        <w:rPr>
-          <w:rStyle w:val="AttributeTok"/>
-        </w:rPr>
-        <w:t xml:space="preserve">metodo_sigma_pt =</w:t>
-      </w:r>
-      <w:r>
-        <w:rPr>
-          <w:rStyle w:val="NormalTok"/>
-        </w:rPr>
-        <w:t xml:space="preserve"> </w:t>
-      </w:r>
-      <w:r>
-        <w:rPr>
-          <w:rStyle w:val="StringTok"/>
-        </w:rPr>
-        <w:t xml:space="preserve">"algoritmo_a"</w:t>
-      </w:r>
-      <w:r>
-        <w:rPr>
-          <w:rStyle w:val="NormalTok"/>
-        </w:rPr>
-        <w:t xml:space="preserve">,</w:t>
-      </w:r>
-      <w:r>
-        <w:br/>
-      </w:r>
-      <w:r>
-        <w:rPr>
-          <w:rStyle w:val="NormalTok"/>
-        </w:rPr>
-        <w:t xml:space="preserve">  </w:t>
-      </w:r>
-      <w:r>
-        <w:rPr>
-          <w:rStyle w:val="AttributeTok"/>
-        </w:rPr>
-        <w:t xml:space="preserve">directorio_salida =</w:t>
-      </w:r>
-      <w:r>
-        <w:rPr>
-          <w:rStyle w:val="NormalTok"/>
-        </w:rPr>
-        <w:t xml:space="preserve"> </w:t>
-      </w:r>
-      <w:r>
-        <w:rPr>
-          <w:rStyle w:val="StringTok"/>
-        </w:rPr>
-        <w:t xml:space="preserve">"../output"</w:t>
-      </w:r>
-      <w:r>
-        <w:br/>
-      </w:r>
-      <w:r>
-        <w:rPr>
-          <w:rStyle w:val="NormalTok"/>
-        </w:rPr>
-        <w:t xml:space="preserve">)</w:t>
-      </w:r>
-      <w:r>
-        <w:br/>
-      </w:r>
-      <w:r>
-        <w:br/>
-      </w:r>
-      <w:r>
-        <w:rPr>
-          <w:rStyle w:val="FunctionTok"/>
-        </w:rPr>
-        <w:t xml:space="preserve">print</w:t>
-      </w:r>
-      <w:r>
-        <w:rPr>
-          <w:rStyle w:val="NormalTok"/>
-        </w:rPr>
-        <w:t xml:space="preserve">(reporte</w:t>
-      </w:r>
-      <w:r>
-        <w:rPr>
-          <w:rStyle w:val="SpecialCharTok"/>
-        </w:rPr>
-        <w:t xml:space="preserve">$</w:t>
-      </w:r>
-      <w:r>
-        <w:rPr>
-          <w:rStyle w:val="NormalTok"/>
-        </w:rPr>
-        <w:t xml:space="preserve">estadisticas_globales</w:t>
-      </w:r>
-      <w:r>
-        <w:rPr>
-          <w:rStyle w:val="SpecialCharTok"/>
-        </w:rPr>
-        <w:t xml:space="preserve">$</w:t>
-      </w:r>
-      <w:r>
-        <w:rPr>
-          <w:rStyle w:val="NormalTok"/>
-        </w:rPr>
-        <w:t xml:space="preserve">estadisticas)</w:t>
+        <w:t xml:space="preserve">antes de usar este documento como especificación normativa única.</w:t>
       </w:r>
     </w:p>
     <w:p>
@@ -5899,16 +5145,848 @@
       </w:r>
     </w:p>
     <w:bookmarkEnd w:id="33"/>
-    <w:bookmarkStart w:id="37" w:name="salida-de-reporte"/>
+    <w:bookmarkStart w:id="34" w:name="uso-de-las-funciones"/>
     <w:p>
       <w:pPr>
         <w:pStyle w:val="Heading2"/>
       </w:pPr>
       <w:r>
+        <w:t xml:space="preserve">Uso de las Funciones</w:t>
+      </w:r>
+    </w:p>
+    <w:p>
+      <w:pPr>
+        <w:pStyle w:val="SourceCode"/>
+      </w:pPr>
+      <w:r>
+        <w:rPr>
+          <w:rStyle w:val="CommentTok"/>
+        </w:rPr>
+        <w:t xml:space="preserve"># Cargar todas las funciones</w:t>
+      </w:r>
+      <w:r>
+        <w:br/>
+      </w:r>
+      <w:r>
+        <w:rPr>
+          <w:rStyle w:val="FunctionTok"/>
+        </w:rPr>
+        <w:t xml:space="preserve">source</w:t>
+      </w:r>
+      <w:r>
+        <w:rPr>
+          <w:rStyle w:val="NormalTok"/>
+        </w:rPr>
+        <w:t xml:space="preserve">(</w:t>
+      </w:r>
+      <w:r>
+        <w:rPr>
+          <w:rStyle w:val="StringTok"/>
+        </w:rPr>
+        <w:t xml:space="preserve">"../R/calcula_puntajes.R"</w:t>
+      </w:r>
+      <w:r>
+        <w:rPr>
+          <w:rStyle w:val="NormalTok"/>
+        </w:rPr>
+        <w:t xml:space="preserve">)</w:t>
+      </w:r>
+      <w:r>
+        <w:br/>
+      </w:r>
+      <w:r>
+        <w:rPr>
+          <w:rStyle w:val="FunctionTok"/>
+        </w:rPr>
+        <w:t xml:space="preserve">source</w:t>
+      </w:r>
+      <w:r>
+        <w:rPr>
+          <w:rStyle w:val="NormalTok"/>
+        </w:rPr>
+        <w:t xml:space="preserve">(</w:t>
+      </w:r>
+      <w:r>
+        <w:rPr>
+          <w:rStyle w:val="StringTok"/>
+        </w:rPr>
+        <w:t xml:space="preserve">"../R/crea_reporte.R"</w:t>
+      </w:r>
+      <w:r>
+        <w:rPr>
+          <w:rStyle w:val="NormalTok"/>
+        </w:rPr>
+        <w:t xml:space="preserve">)</w:t>
+      </w:r>
+      <w:r>
+        <w:br/>
+      </w:r>
+      <w:r>
+        <w:br/>
+      </w:r>
+      <w:r>
+        <w:rPr>
+          <w:rStyle w:val="CommentTok"/>
+        </w:rPr>
+        <w:t xml:space="preserve"># Cargar datos</w:t>
+      </w:r>
+      <w:r>
+        <w:br/>
+      </w:r>
+      <w:r>
+        <w:rPr>
+          <w:rStyle w:val="NormalTok"/>
+        </w:rPr>
+        <w:t xml:space="preserve">summary_data </w:t>
+      </w:r>
+      <w:r>
+        <w:rPr>
+          <w:rStyle w:val="OtherTok"/>
+        </w:rPr>
+        <w:t xml:space="preserve">&lt;-</w:t>
+      </w:r>
+      <w:r>
+        <w:rPr>
+          <w:rStyle w:val="NormalTok"/>
+        </w:rPr>
+        <w:t xml:space="preserve"> </w:t>
+      </w:r>
+      <w:r>
+        <w:rPr>
+          <w:rStyle w:val="FunctionTok"/>
+        </w:rPr>
+        <w:t xml:space="preserve">read.csv</w:t>
+      </w:r>
+      <w:r>
+        <w:rPr>
+          <w:rStyle w:val="NormalTok"/>
+        </w:rPr>
+        <w:t xml:space="preserve">(</w:t>
+      </w:r>
+      <w:r>
+        <w:rPr>
+          <w:rStyle w:val="StringTok"/>
+        </w:rPr>
+        <w:t xml:space="preserve">"../../data/summary_n4.csv"</w:t>
+      </w:r>
+      <w:r>
+        <w:rPr>
+          <w:rStyle w:val="NormalTok"/>
+        </w:rPr>
+        <w:t xml:space="preserve">)</w:t>
+      </w:r>
+      <w:r>
+        <w:br/>
+      </w:r>
+      <w:r>
+        <w:br/>
+      </w:r>
+      <w:r>
+        <w:rPr>
+          <w:rStyle w:val="CommentTok"/>
+        </w:rPr>
+        <w:t xml:space="preserve"># Calcular valor asignado y sigma_pt (usando funciones del entregable 03)</w:t>
+      </w:r>
+      <w:r>
+        <w:br/>
+      </w:r>
+      <w:r>
+        <w:rPr>
+          <w:rStyle w:val="FunctionTok"/>
+        </w:rPr>
+        <w:t xml:space="preserve">source</w:t>
+      </w:r>
+      <w:r>
+        <w:rPr>
+          <w:rStyle w:val="NormalTok"/>
+        </w:rPr>
+        <w:t xml:space="preserve">(</w:t>
+      </w:r>
+      <w:r>
+        <w:rPr>
+          <w:rStyle w:val="StringTok"/>
+        </w:rPr>
+        <w:t xml:space="preserve">"../../Entregables_pt_app/03_calculos_pt/R/valor_asignado.R"</w:t>
+      </w:r>
+      <w:r>
+        <w:rPr>
+          <w:rStyle w:val="NormalTok"/>
+        </w:rPr>
+        <w:t xml:space="preserve">)</w:t>
+      </w:r>
+      <w:r>
+        <w:br/>
+      </w:r>
+      <w:r>
+        <w:rPr>
+          <w:rStyle w:val="FunctionTok"/>
+        </w:rPr>
+        <w:t xml:space="preserve">source</w:t>
+      </w:r>
+      <w:r>
+        <w:rPr>
+          <w:rStyle w:val="NormalTok"/>
+        </w:rPr>
+        <w:t xml:space="preserve">(</w:t>
+      </w:r>
+      <w:r>
+        <w:rPr>
+          <w:rStyle w:val="StringTok"/>
+        </w:rPr>
+        <w:t xml:space="preserve">"../../Entregables_pt_app/03_calculos_pt/R/sigma_pt.R"</w:t>
+      </w:r>
+      <w:r>
+        <w:rPr>
+          <w:rStyle w:val="NormalTok"/>
+        </w:rPr>
+        <w:t xml:space="preserve">)</w:t>
+      </w:r>
+      <w:r>
+        <w:br/>
+      </w:r>
+      <w:r>
+        <w:br/>
+      </w:r>
+      <w:r>
+        <w:rPr>
+          <w:rStyle w:val="NormalTok"/>
+        </w:rPr>
+        <w:t xml:space="preserve">va_dict </w:t>
+      </w:r>
+      <w:r>
+        <w:rPr>
+          <w:rStyle w:val="OtherTok"/>
+        </w:rPr>
+        <w:t xml:space="preserve">&lt;-</w:t>
+      </w:r>
+      <w:r>
+        <w:rPr>
+          <w:rStyle w:val="NormalTok"/>
+        </w:rPr>
+        <w:t xml:space="preserve"> </w:t>
+      </w:r>
+      <w:r>
+        <w:rPr>
+          <w:rStyle w:val="FunctionTok"/>
+        </w:rPr>
+        <w:t xml:space="preserve">calcular_valor_asignado_todos</w:t>
+      </w:r>
+      <w:r>
+        <w:rPr>
+          <w:rStyle w:val="NormalTok"/>
+        </w:rPr>
+        <w:t xml:space="preserve">(summary_data, </w:t>
+      </w:r>
+      <w:r>
+        <w:rPr>
+          <w:rStyle w:val="AttributeTok"/>
+        </w:rPr>
+        <w:t xml:space="preserve">metodo =</w:t>
+      </w:r>
+      <w:r>
+        <w:rPr>
+          <w:rStyle w:val="NormalTok"/>
+        </w:rPr>
+        <w:t xml:space="preserve"> </w:t>
+      </w:r>
+      <w:r>
+        <w:rPr>
+          <w:rStyle w:val="StringTok"/>
+        </w:rPr>
+        <w:t xml:space="preserve">"algoritmo_a"</w:t>
+      </w:r>
+      <w:r>
+        <w:rPr>
+          <w:rStyle w:val="NormalTok"/>
+        </w:rPr>
+        <w:t xml:space="preserve">)</w:t>
+      </w:r>
+      <w:r>
+        <w:br/>
+      </w:r>
+      <w:r>
+        <w:rPr>
+          <w:rStyle w:val="NormalTok"/>
+        </w:rPr>
+        <w:t xml:space="preserve">sigma_dict </w:t>
+      </w:r>
+      <w:r>
+        <w:rPr>
+          <w:rStyle w:val="OtherTok"/>
+        </w:rPr>
+        <w:t xml:space="preserve">&lt;-</w:t>
+      </w:r>
+      <w:r>
+        <w:rPr>
+          <w:rStyle w:val="NormalTok"/>
+        </w:rPr>
+        <w:t xml:space="preserve"> </w:t>
+      </w:r>
+      <w:r>
+        <w:rPr>
+          <w:rStyle w:val="FunctionTok"/>
+        </w:rPr>
+        <w:t xml:space="preserve">calcular_sigma_pt_todos</w:t>
+      </w:r>
+      <w:r>
+        <w:rPr>
+          <w:rStyle w:val="NormalTok"/>
+        </w:rPr>
+        <w:t xml:space="preserve">(summary_data, </w:t>
+      </w:r>
+      <w:r>
+        <w:rPr>
+          <w:rStyle w:val="AttributeTok"/>
+        </w:rPr>
+        <w:t xml:space="preserve">metodo =</w:t>
+      </w:r>
+      <w:r>
+        <w:rPr>
+          <w:rStyle w:val="NormalTok"/>
+        </w:rPr>
+        <w:t xml:space="preserve"> </w:t>
+      </w:r>
+      <w:r>
+        <w:rPr>
+          <w:rStyle w:val="StringTok"/>
+        </w:rPr>
+        <w:t xml:space="preserve">"algoritmo_a"</w:t>
+      </w:r>
+      <w:r>
+        <w:rPr>
+          <w:rStyle w:val="NormalTok"/>
+        </w:rPr>
+        <w:t xml:space="preserve">)</w:t>
+      </w:r>
+      <w:r>
+        <w:br/>
+      </w:r>
+      <w:r>
+        <w:br/>
+      </w:r>
+      <w:r>
+        <w:rPr>
+          <w:rStyle w:val="CommentTok"/>
+        </w:rPr>
+        <w:t xml:space="preserve"># Calcular puntajes para todos los participantes</w:t>
+      </w:r>
+      <w:r>
+        <w:br/>
+      </w:r>
+      <w:r>
+        <w:rPr>
+          <w:rStyle w:val="NormalTok"/>
+        </w:rPr>
+        <w:t xml:space="preserve">puntajes </w:t>
+      </w:r>
+      <w:r>
+        <w:rPr>
+          <w:rStyle w:val="OtherTok"/>
+        </w:rPr>
+        <w:t xml:space="preserve">&lt;-</w:t>
+      </w:r>
+      <w:r>
+        <w:rPr>
+          <w:rStyle w:val="NormalTok"/>
+        </w:rPr>
+        <w:t xml:space="preserve"> </w:t>
+      </w:r>
+      <w:r>
+        <w:rPr>
+          <w:rStyle w:val="FunctionTok"/>
+        </w:rPr>
+        <w:t xml:space="preserve">calcular_puntajes_todos</w:t>
+      </w:r>
+      <w:r>
+        <w:rPr>
+          <w:rStyle w:val="NormalTok"/>
+        </w:rPr>
+        <w:t xml:space="preserve">(</w:t>
+      </w:r>
+      <w:r>
+        <w:br/>
+      </w:r>
+      <w:r>
+        <w:rPr>
+          <w:rStyle w:val="NormalTok"/>
+        </w:rPr>
+        <w:t xml:space="preserve">  </w:t>
+      </w:r>
+      <w:r>
+        <w:rPr>
+          <w:rStyle w:val="AttributeTok"/>
+        </w:rPr>
+        <w:t xml:space="preserve">datos_participantes =</w:t>
+      </w:r>
+      <w:r>
+        <w:rPr>
+          <w:rStyle w:val="NormalTok"/>
+        </w:rPr>
+        <w:t xml:space="preserve"> summary_data,</w:t>
+      </w:r>
+      <w:r>
+        <w:br/>
+      </w:r>
+      <w:r>
+        <w:rPr>
+          <w:rStyle w:val="NormalTok"/>
+        </w:rPr>
+        <w:t xml:space="preserve">  </w:t>
+      </w:r>
+      <w:r>
+        <w:rPr>
+          <w:rStyle w:val="AttributeTok"/>
+        </w:rPr>
+        <w:t xml:space="preserve">valor_asignado_dict =</w:t>
+      </w:r>
+      <w:r>
+        <w:rPr>
+          <w:rStyle w:val="NormalTok"/>
+        </w:rPr>
+        <w:t xml:space="preserve"> </w:t>
+      </w:r>
+      <w:r>
+        <w:rPr>
+          <w:rStyle w:val="FunctionTok"/>
+        </w:rPr>
+        <w:t xml:space="preserve">lapply</w:t>
+      </w:r>
+      <w:r>
+        <w:rPr>
+          <w:rStyle w:val="NormalTok"/>
+        </w:rPr>
+        <w:t xml:space="preserve">(va_dict, </w:t>
+      </w:r>
+      <w:r>
+        <w:rPr>
+          <w:rStyle w:val="ControlFlowTok"/>
+        </w:rPr>
+        <w:t xml:space="preserve">function</w:t>
+      </w:r>
+      <w:r>
+        <w:rPr>
+          <w:rStyle w:val="NormalTok"/>
+        </w:rPr>
+        <w:t xml:space="preserve">(r) r</w:t>
+      </w:r>
+      <w:r>
+        <w:rPr>
+          <w:rStyle w:val="SpecialCharTok"/>
+        </w:rPr>
+        <w:t xml:space="preserve">$</w:t>
+      </w:r>
+      <w:r>
+        <w:rPr>
+          <w:rStyle w:val="NormalTok"/>
+        </w:rPr>
+        <w:t xml:space="preserve">valor_asignado),</w:t>
+      </w:r>
+      <w:r>
+        <w:br/>
+      </w:r>
+      <w:r>
+        <w:rPr>
+          <w:rStyle w:val="NormalTok"/>
+        </w:rPr>
+        <w:t xml:space="preserve">  </w:t>
+      </w:r>
+      <w:r>
+        <w:rPr>
+          <w:rStyle w:val="AttributeTok"/>
+        </w:rPr>
+        <w:t xml:space="preserve">sigma_pt_dict =</w:t>
+      </w:r>
+      <w:r>
+        <w:rPr>
+          <w:rStyle w:val="NormalTok"/>
+        </w:rPr>
+        <w:t xml:space="preserve"> </w:t>
+      </w:r>
+      <w:r>
+        <w:rPr>
+          <w:rStyle w:val="FunctionTok"/>
+        </w:rPr>
+        <w:t xml:space="preserve">lapply</w:t>
+      </w:r>
+      <w:r>
+        <w:rPr>
+          <w:rStyle w:val="NormalTok"/>
+        </w:rPr>
+        <w:t xml:space="preserve">(sigma_dict, </w:t>
+      </w:r>
+      <w:r>
+        <w:rPr>
+          <w:rStyle w:val="ControlFlowTok"/>
+        </w:rPr>
+        <w:t xml:space="preserve">function</w:t>
+      </w:r>
+      <w:r>
+        <w:rPr>
+          <w:rStyle w:val="NormalTok"/>
+        </w:rPr>
+        <w:t xml:space="preserve">(r) r</w:t>
+      </w:r>
+      <w:r>
+        <w:rPr>
+          <w:rStyle w:val="SpecialCharTok"/>
+        </w:rPr>
+        <w:t xml:space="preserve">$</w:t>
+      </w:r>
+      <w:r>
+        <w:rPr>
+          <w:rStyle w:val="NormalTok"/>
+        </w:rPr>
+        <w:t xml:space="preserve">sigma_pt)</w:t>
+      </w:r>
+      <w:r>
+        <w:br/>
+      </w:r>
+      <w:r>
+        <w:rPr>
+          <w:rStyle w:val="NormalTok"/>
+        </w:rPr>
+        <w:t xml:space="preserve">)</w:t>
+      </w:r>
+      <w:r>
+        <w:br/>
+      </w:r>
+      <w:r>
+        <w:br/>
+      </w:r>
+      <w:r>
+        <w:rPr>
+          <w:rStyle w:val="CommentTok"/>
+        </w:rPr>
+        <w:t xml:space="preserve"># Ver resultados</w:t>
+      </w:r>
+      <w:r>
+        <w:br/>
+      </w:r>
+      <w:r>
+        <w:rPr>
+          <w:rStyle w:val="FunctionTok"/>
+        </w:rPr>
+        <w:t xml:space="preserve">head</w:t>
+      </w:r>
+      <w:r>
+        <w:rPr>
+          <w:rStyle w:val="NormalTok"/>
+        </w:rPr>
+        <w:t xml:space="preserve">(puntajes[, </w:t>
+      </w:r>
+      <w:r>
+        <w:rPr>
+          <w:rStyle w:val="FunctionTok"/>
+        </w:rPr>
+        <w:t xml:space="preserve">c</w:t>
+      </w:r>
+      <w:r>
+        <w:rPr>
+          <w:rStyle w:val="NormalTok"/>
+        </w:rPr>
+        <w:t xml:space="preserve">(</w:t>
+      </w:r>
+      <w:r>
+        <w:rPr>
+          <w:rStyle w:val="StringTok"/>
+        </w:rPr>
+        <w:t xml:space="preserve">"participant_id"</w:t>
+      </w:r>
+      <w:r>
+        <w:rPr>
+          <w:rStyle w:val="NormalTok"/>
+        </w:rPr>
+        <w:t xml:space="preserve">, </w:t>
+      </w:r>
+      <w:r>
+        <w:rPr>
+          <w:rStyle w:val="StringTok"/>
+        </w:rPr>
+        <w:t xml:space="preserve">"pollutant"</w:t>
+      </w:r>
+      <w:r>
+        <w:rPr>
+          <w:rStyle w:val="NormalTok"/>
+        </w:rPr>
+        <w:t xml:space="preserve">, </w:t>
+      </w:r>
+      <w:r>
+        <w:rPr>
+          <w:rStyle w:val="StringTok"/>
+        </w:rPr>
+        <w:t xml:space="preserve">"level"</w:t>
+      </w:r>
+      <w:r>
+        <w:rPr>
+          <w:rStyle w:val="NormalTok"/>
+        </w:rPr>
+        <w:t xml:space="preserve">, </w:t>
+      </w:r>
+      <w:r>
+        <w:rPr>
+          <w:rStyle w:val="StringTok"/>
+        </w:rPr>
+        <w:t xml:space="preserve">"x"</w:t>
+      </w:r>
+      <w:r>
+        <w:rPr>
+          <w:rStyle w:val="NormalTok"/>
+        </w:rPr>
+        <w:t xml:space="preserve">, </w:t>
+      </w:r>
+      <w:r>
+        <w:rPr>
+          <w:rStyle w:val="StringTok"/>
+        </w:rPr>
+        <w:t xml:space="preserve">"z"</w:t>
+      </w:r>
+      <w:r>
+        <w:rPr>
+          <w:rStyle w:val="NormalTok"/>
+        </w:rPr>
+        <w:t xml:space="preserve">, </w:t>
+      </w:r>
+      <w:r>
+        <w:rPr>
+          <w:rStyle w:val="StringTok"/>
+        </w:rPr>
+        <w:t xml:space="preserve">"evaluacion_z"</w:t>
+      </w:r>
+      <w:r>
+        <w:rPr>
+          <w:rStyle w:val="NormalTok"/>
+        </w:rPr>
+        <w:t xml:space="preserve">)])</w:t>
+      </w:r>
+      <w:r>
+        <w:br/>
+      </w:r>
+      <w:r>
+        <w:br/>
+      </w:r>
+      <w:r>
+        <w:rPr>
+          <w:rStyle w:val="CommentTok"/>
+        </w:rPr>
+        <w:t xml:space="preserve"># Generar reporte completo</w:t>
+      </w:r>
+      <w:r>
+        <w:br/>
+      </w:r>
+      <w:r>
+        <w:rPr>
+          <w:rStyle w:val="NormalTok"/>
+        </w:rPr>
+        <w:t xml:space="preserve">reporte </w:t>
+      </w:r>
+      <w:r>
+        <w:rPr>
+          <w:rStyle w:val="OtherTok"/>
+        </w:rPr>
+        <w:t xml:space="preserve">&lt;-</w:t>
+      </w:r>
+      <w:r>
+        <w:rPr>
+          <w:rStyle w:val="NormalTok"/>
+        </w:rPr>
+        <w:t xml:space="preserve"> </w:t>
+      </w:r>
+      <w:r>
+        <w:rPr>
+          <w:rStyle w:val="FunctionTok"/>
+        </w:rPr>
+        <w:t xml:space="preserve">generar_reporte_pt</w:t>
+      </w:r>
+      <w:r>
+        <w:rPr>
+          <w:rStyle w:val="NormalTok"/>
+        </w:rPr>
+        <w:t xml:space="preserve">(</w:t>
+      </w:r>
+      <w:r>
+        <w:br/>
+      </w:r>
+      <w:r>
+        <w:rPr>
+          <w:rStyle w:val="NormalTok"/>
+        </w:rPr>
+        <w:t xml:space="preserve">  </w:t>
+      </w:r>
+      <w:r>
+        <w:rPr>
+          <w:rStyle w:val="AttributeTok"/>
+        </w:rPr>
+        <w:t xml:space="preserve">datos_participantes =</w:t>
+      </w:r>
+      <w:r>
+        <w:rPr>
+          <w:rStyle w:val="NormalTok"/>
+        </w:rPr>
+        <w:t xml:space="preserve"> summary_data,</w:t>
+      </w:r>
+      <w:r>
+        <w:br/>
+      </w:r>
+      <w:r>
+        <w:rPr>
+          <w:rStyle w:val="NormalTok"/>
+        </w:rPr>
+        <w:t xml:space="preserve">  </w:t>
+      </w:r>
+      <w:r>
+        <w:rPr>
+          <w:rStyle w:val="AttributeTok"/>
+        </w:rPr>
+        <w:t xml:space="preserve">metodo_valor_asignado =</w:t>
+      </w:r>
+      <w:r>
+        <w:rPr>
+          <w:rStyle w:val="NormalTok"/>
+        </w:rPr>
+        <w:t xml:space="preserve"> </w:t>
+      </w:r>
+      <w:r>
+        <w:rPr>
+          <w:rStyle w:val="StringTok"/>
+        </w:rPr>
+        <w:t xml:space="preserve">"algoritmo_a"</w:t>
+      </w:r>
+      <w:r>
+        <w:rPr>
+          <w:rStyle w:val="NormalTok"/>
+        </w:rPr>
+        <w:t xml:space="preserve">,</w:t>
+      </w:r>
+      <w:r>
+        <w:br/>
+      </w:r>
+      <w:r>
+        <w:rPr>
+          <w:rStyle w:val="NormalTok"/>
+        </w:rPr>
+        <w:t xml:space="preserve">  </w:t>
+      </w:r>
+      <w:r>
+        <w:rPr>
+          <w:rStyle w:val="AttributeTok"/>
+        </w:rPr>
+        <w:t xml:space="preserve">metodo_sigma_pt =</w:t>
+      </w:r>
+      <w:r>
+        <w:rPr>
+          <w:rStyle w:val="NormalTok"/>
+        </w:rPr>
+        <w:t xml:space="preserve"> </w:t>
+      </w:r>
+      <w:r>
+        <w:rPr>
+          <w:rStyle w:val="StringTok"/>
+        </w:rPr>
+        <w:t xml:space="preserve">"algoritmo_a"</w:t>
+      </w:r>
+      <w:r>
+        <w:rPr>
+          <w:rStyle w:val="NormalTok"/>
+        </w:rPr>
+        <w:t xml:space="preserve">,</w:t>
+      </w:r>
+      <w:r>
+        <w:br/>
+      </w:r>
+      <w:r>
+        <w:rPr>
+          <w:rStyle w:val="NormalTok"/>
+        </w:rPr>
+        <w:t xml:space="preserve">  </w:t>
+      </w:r>
+      <w:r>
+        <w:rPr>
+          <w:rStyle w:val="AttributeTok"/>
+        </w:rPr>
+        <w:t xml:space="preserve">directorio_salida =</w:t>
+      </w:r>
+      <w:r>
+        <w:rPr>
+          <w:rStyle w:val="NormalTok"/>
+        </w:rPr>
+        <w:t xml:space="preserve"> </w:t>
+      </w:r>
+      <w:r>
+        <w:rPr>
+          <w:rStyle w:val="StringTok"/>
+        </w:rPr>
+        <w:t xml:space="preserve">"../output"</w:t>
+      </w:r>
+      <w:r>
+        <w:br/>
+      </w:r>
+      <w:r>
+        <w:rPr>
+          <w:rStyle w:val="NormalTok"/>
+        </w:rPr>
+        <w:t xml:space="preserve">)</w:t>
+      </w:r>
+      <w:r>
+        <w:br/>
+      </w:r>
+      <w:r>
+        <w:br/>
+      </w:r>
+      <w:r>
+        <w:rPr>
+          <w:rStyle w:val="FunctionTok"/>
+        </w:rPr>
+        <w:t xml:space="preserve">print</w:t>
+      </w:r>
+      <w:r>
+        <w:rPr>
+          <w:rStyle w:val="NormalTok"/>
+        </w:rPr>
+        <w:t xml:space="preserve">(reporte</w:t>
+      </w:r>
+      <w:r>
+        <w:rPr>
+          <w:rStyle w:val="SpecialCharTok"/>
+        </w:rPr>
+        <w:t xml:space="preserve">$</w:t>
+      </w:r>
+      <w:r>
+        <w:rPr>
+          <w:rStyle w:val="NormalTok"/>
+        </w:rPr>
+        <w:t xml:space="preserve">estadisticas_globales</w:t>
+      </w:r>
+      <w:r>
+        <w:rPr>
+          <w:rStyle w:val="SpecialCharTok"/>
+        </w:rPr>
+        <w:t xml:space="preserve">$</w:t>
+      </w:r>
+      <w:r>
+        <w:rPr>
+          <w:rStyle w:val="NormalTok"/>
+        </w:rPr>
+        <w:t xml:space="preserve">estadisticas)</w:t>
+      </w:r>
+    </w:p>
+    <w:p>
+      <w:r>
+        <w:pict>
+          <v:rect style="width:0;height:1.5pt" o:hralign="center" o:hrstd="t" o:hr="t"/>
+        </w:pict>
+      </w:r>
+    </w:p>
+    <w:bookmarkEnd w:id="34"/>
+    <w:bookmarkStart w:id="38" w:name="salida-de-reporte"/>
+    <w:p>
+      <w:pPr>
+        <w:pStyle w:val="Heading2"/>
+      </w:pPr>
+      <w:r>
         <w:t xml:space="preserve">Salida de Reporte</w:t>
       </w:r>
     </w:p>
-    <w:bookmarkStart w:id="34" w:name="archivo-puntajes_completos.csv"/>
+    <w:bookmarkStart w:id="35" w:name="archivo-puntajes_completos.csv"/>
     <w:p>
       <w:pPr>
         <w:pStyle w:val="Heading3"/>
@@ -6412,8 +6490,8 @@
         </w:tc>
       </w:tr>
     </w:tbl>
-    <w:bookmarkEnd w:id="34"/>
-    <w:bookmarkStart w:id="35" w:name="archivo-resumen_participantes.csv"/>
+    <w:bookmarkEnd w:id="35"/>
+    <w:bookmarkStart w:id="36" w:name="archivo-resumen_participantes.csv"/>
     <w:p>
       <w:pPr>
         <w:pStyle w:val="Heading3"/>
@@ -6758,8 +6836,8 @@
         </w:tc>
       </w:tr>
     </w:tbl>
-    <w:bookmarkEnd w:id="35"/>
-    <w:bookmarkStart w:id="36" w:name="archivo-estadisticas_globales.csv"/>
+    <w:bookmarkEnd w:id="36"/>
+    <w:bookmarkStart w:id="37" w:name="archivo-estadisticas_globales.csv"/>
     <w:p>
       <w:pPr>
         <w:pStyle w:val="Heading3"/>
@@ -7140,9 +7218,9 @@
         </w:pict>
       </w:r>
     </w:p>
-    <w:bookmarkEnd w:id="36"/>
     <w:bookmarkEnd w:id="37"/>
-    <w:bookmarkStart w:id="38" w:name="referencias"/>
+    <w:bookmarkEnd w:id="38"/>
+    <w:bookmarkStart w:id="39" w:name="referencias"/>
     <w:p>
       <w:pPr>
         <w:pStyle w:val="Heading2"/>
@@ -7230,8 +7308,8 @@
         <w:t xml:space="preserve">Documento generado para el Entregable 04 - Módulo de Cálculo de Puntajes</w:t>
       </w:r>
     </w:p>
-    <w:bookmarkEnd w:id="38"/>
     <w:bookmarkEnd w:id="39"/>
+    <w:bookmarkEnd w:id="40"/>
     <w:sectPr>
       <w:footnotePr>
         <w:numRestart w:val="eachSect"/>
